--- a/小野町_引継ぎ_整理済/08_協議会資料/小野町高齢者福祉サービス推進協議会資料_第2回_骨子案と見込量・保険料_20261006.docx
+++ b/小野町_引継ぎ_整理済/08_協議会資料/小野町高齢者福祉サービス推進協議会資料_第2回_骨子案と見込量・保険料_20261006.docx
@@ -1117,6 +1117,7 @@
     </w:p>
     <w:p>
       <w:pPr>
+        <w:pStyle w:val="Heading1"/>
         <w:keepNext/>
         <w:spacing w:before="240" w:after="100"/>
       </w:pPr>
@@ -1655,6 +1656,7 @@
     </w:p>
     <w:p>
       <w:pPr>
+        <w:pStyle w:val="Heading1"/>
         <w:keepNext/>
         <w:spacing w:before="240" w:after="100"/>
       </w:pPr>
@@ -2074,6 +2076,7 @@
     </w:p>
     <w:p>
       <w:pPr>
+        <w:pStyle w:val="Heading2"/>
         <w:keepNext/>
         <w:spacing w:before="180" w:after="100"/>
       </w:pPr>
@@ -2752,6 +2755,7 @@
     </w:p>
     <w:p>
       <w:pPr>
+        <w:pStyle w:val="Heading1"/>
         <w:keepNext/>
         <w:spacing w:before="240" w:after="100"/>
       </w:pPr>
@@ -2770,6 +2774,7 @@
     </w:p>
     <w:p>
       <w:pPr>
+        <w:pStyle w:val="Heading2"/>
         <w:keepNext/>
         <w:spacing w:before="180" w:after="100"/>
       </w:pPr>
@@ -3274,6 +3279,7 @@
     </w:p>
     <w:p>
       <w:pPr>
+        <w:pStyle w:val="Heading2"/>
         <w:keepNext/>
         <w:spacing w:before="180" w:after="100"/>
       </w:pPr>
@@ -3703,6 +3709,7 @@
     </w:p>
     <w:p>
       <w:pPr>
+        <w:pStyle w:val="Heading2"/>
         <w:keepNext/>
         <w:spacing w:before="180" w:after="100"/>
       </w:pPr>
@@ -4325,6 +4332,7 @@
     </w:p>
     <w:p>
       <w:pPr>
+        <w:pStyle w:val="Heading1"/>
         <w:keepNext/>
         <w:spacing w:before="240" w:after="100"/>
       </w:pPr>
@@ -4343,6 +4351,7 @@
     </w:p>
     <w:p>
       <w:pPr>
+        <w:pStyle w:val="Heading2"/>
         <w:keepNext/>
         <w:spacing w:before="180" w:after="100"/>
       </w:pPr>
@@ -5013,6 +5022,7 @@
     </w:p>
     <w:p>
       <w:pPr>
+        <w:pStyle w:val="Heading2"/>
         <w:keepNext/>
         <w:spacing w:before="180" w:after="100"/>
       </w:pPr>
@@ -5564,6 +5574,7 @@
     </w:p>
     <w:p>
       <w:pPr>
+        <w:pStyle w:val="Heading2"/>
         <w:keepNext/>
         <w:spacing w:before="180" w:after="100"/>
       </w:pPr>
@@ -6148,6 +6159,7 @@
     </w:p>
     <w:p>
       <w:pPr>
+        <w:pStyle w:val="Heading1"/>
         <w:keepNext/>
         <w:spacing w:before="240" w:after="100"/>
       </w:pPr>
@@ -7102,6 +7114,7 @@
     </w:p>
     <w:p>
       <w:pPr>
+        <w:pStyle w:val="Heading1"/>
         <w:keepNext/>
         <w:spacing w:before="240" w:after="100"/>
       </w:pPr>
@@ -7636,6 +7649,7 @@
     </w:p>
     <w:p>
       <w:pPr>
+        <w:pStyle w:val="Heading1"/>
         <w:keepNext/>
         <w:spacing w:before="240" w:after="100"/>
       </w:pPr>
@@ -8306,6 +8320,7 @@
     </w:p>
     <w:p>
       <w:pPr>
+        <w:pStyle w:val="Heading2"/>
         <w:keepNext/>
         <w:spacing w:before="180" w:after="100"/>
       </w:pPr>
@@ -8875,6 +8890,7 @@
     </w:p>
     <w:p>
       <w:pPr>
+        <w:pStyle w:val="Heading1"/>
         <w:keepNext/>
         <w:spacing w:before="240" w:after="100"/>
       </w:pPr>
@@ -10827,6 +10843,7 @@
     <w:rPr>
       <w:rFonts w:ascii="游ゴシック" w:hAnsi="游ゴシック" w:eastAsia="游ゴシック"/>
       <w:sz w:val="21"/>
+      <w:lang w:val="en-US" w:eastAsia="ja-JP"/>
     </w:rPr>
   </w:style>
   <w:style w:type="paragraph" w:styleId="Header">
@@ -10884,15 +10901,17 @@
     <w:pPr>
       <w:keepNext/>
       <w:keepLines/>
-      <w:spacing w:before="480" w:after="0"/>
+      <w:spacing w:before="240" w:after="100"/>
+      <w:ind w:left="0" w:firstLine="0"/>
       <w:outlineLvl w:val="0"/>
     </w:pPr>
     <w:rPr>
-      <w:rFonts w:asciiTheme="majorHAnsi" w:eastAsiaTheme="majorEastAsia" w:hAnsiTheme="majorHAnsi" w:cstheme="majorBidi"/>
+      <w:rFonts w:asciiTheme="majorHAnsi" w:eastAsiaTheme="majorEastAsia" w:hAnsiTheme="majorHAnsi" w:cstheme="majorBidi" w:ascii="游ゴシック" w:hAnsi="游ゴシック" w:eastAsia="游ゴシック"/>
       <w:b/>
       <w:bCs/>
-      <w:color w:val="365F91" w:themeColor="accent1" w:themeShade="BF"/>
-      <w:sz w:val="28"/>
+      <w:i w:val="0"/>
+      <w:color w:val="2E74B5"/>
+      <w:sz w:val="30"/>
       <w:szCs w:val="28"/>
     </w:rPr>
   </w:style>
@@ -10908,15 +10927,17 @@
     <w:pPr>
       <w:keepNext/>
       <w:keepLines/>
-      <w:spacing w:before="200" w:after="0"/>
+      <w:spacing w:before="180" w:after="100"/>
+      <w:ind w:left="0" w:firstLine="0"/>
       <w:outlineLvl w:val="1"/>
     </w:pPr>
     <w:rPr>
-      <w:rFonts w:asciiTheme="majorHAnsi" w:eastAsiaTheme="majorEastAsia" w:hAnsiTheme="majorHAnsi" w:cstheme="majorBidi"/>
+      <w:rFonts w:asciiTheme="majorHAnsi" w:eastAsiaTheme="majorEastAsia" w:hAnsiTheme="majorHAnsi" w:cstheme="majorBidi" w:ascii="游ゴシック" w:hAnsi="游ゴシック" w:eastAsia="游ゴシック"/>
       <w:b/>
       <w:bCs/>
-      <w:color w:val="4F81BD" w:themeColor="accent1"/>
-      <w:sz w:val="26"/>
+      <w:i w:val="0"/>
+      <w:color w:val="2E74B5"/>
+      <w:sz w:val="25"/>
       <w:szCs w:val="26"/>
     </w:rPr>
   </w:style>
@@ -10932,14 +10953,17 @@
     <w:pPr>
       <w:keepNext/>
       <w:keepLines/>
-      <w:spacing w:before="200" w:after="0"/>
+      <w:spacing w:before="180" w:after="80"/>
+      <w:ind w:left="0" w:firstLine="0"/>
       <w:outlineLvl w:val="2"/>
     </w:pPr>
     <w:rPr>
-      <w:rFonts w:asciiTheme="majorHAnsi" w:eastAsiaTheme="majorEastAsia" w:hAnsiTheme="majorHAnsi" w:cstheme="majorBidi"/>
+      <w:rFonts w:asciiTheme="majorHAnsi" w:eastAsiaTheme="majorEastAsia" w:hAnsiTheme="majorHAnsi" w:cstheme="majorBidi" w:ascii="游ゴシック" w:hAnsi="游ゴシック" w:eastAsia="游ゴシック"/>
       <w:b/>
       <w:bCs/>
-      <w:color w:val="4F81BD" w:themeColor="accent1"/>
+      <w:i w:val="0"/>
+      <w:color w:val="1F4D78"/>
+      <w:sz w:val="22"/>
     </w:rPr>
   </w:style>
   <w:style w:type="paragraph" w:styleId="Heading4">

--- a/小野町_引継ぎ_整理済/08_協議会資料/小野町高齢者福祉サービス推進協議会資料_第2回_骨子案と見込量・保険料_20261006.docx
+++ b/小野町_引継ぎ_整理済/08_協議会資料/小野町高齢者福祉サービス推進協議会資料_第2回_骨子案と見込量・保険料_20261006.docx
@@ -1459,6 +1459,7 @@
           </w:tcPr>
           <w:p>
             <w:pPr>
+              <w:keepNext/>
               <w:spacing w:before="20" w:after="20"/>
             </w:pPr>
             <w:r>
@@ -1479,6 +1480,7 @@
           </w:tcPr>
           <w:p>
             <w:pPr>
+              <w:keepNext/>
               <w:spacing w:before="20" w:after="20"/>
             </w:pPr>
             <w:r>
@@ -1499,6 +1501,7 @@
           </w:tcPr>
           <w:p>
             <w:pPr>
+              <w:keepNext/>
               <w:spacing w:before="20" w:after="20"/>
             </w:pPr>
             <w:r>
@@ -1519,6 +1522,7 @@
           </w:tcPr>
           <w:p>
             <w:pPr>
+              <w:keepNext/>
               <w:spacing w:before="20" w:after="20"/>
             </w:pPr>
             <w:r>
@@ -1946,7 +1950,7 @@
                 <w:i w:val="0"/>
                 <w:sz w:val="17"/>
               </w:rPr>
-              <w:t>1　計画の基本理念と目標／2　計画の体系／3　関連計画との役割分担</w:t>
+              <w:t>1　計画の基本理念と目標／2　計画の体系／3　関連計画との役割分担／4　障がい福祉計画との接点</w:t>
             </w:r>
           </w:p>
         </w:tc>
@@ -1959,6 +1963,7 @@
           </w:tcPr>
           <w:p>
             <w:pPr>
+              <w:keepNext/>
               <w:spacing w:before="20" w:after="20"/>
             </w:pPr>
             <w:r>
@@ -1979,6 +1984,7 @@
           </w:tcPr>
           <w:p>
             <w:pPr>
+              <w:keepNext/>
               <w:spacing w:before="20" w:after="20"/>
             </w:pPr>
             <w:r>
@@ -2030,7 +2036,7 @@
                 <w:i w:val="0"/>
                 <w:sz w:val="17"/>
               </w:rPr>
-              <w:t>1　要介護認定者数の見込み／2　介護給付等サービスの見込量／3　介護保険サービス事業費の見込み／4　地域支援事業の見込量と事業費／5　第1号被保険者の保険料／6　人材の供給制約からみた見込量の妥当性／7　見える化システムによる算定との突合／8　介護施設等の整備の基本方針と必要利用定員総数／9　低所得者支援／10　中長期の見通し（令和22年・令和32年）</w:t>
+              <w:t>1　要介護認定者数の見込み／2　介護給付等サービスの見込量／3　介護保険サービス事業費の見込み／4　地域支援事業の見込量と事業費／5　第1号被保険者の保険料／6　人材の供給制約からみた見込量の妥当性／7　見える化システムによる算定との突合／8　介護施設等の整備の基本方針と必要利用定員総数／9　低所得者支援／10　中長期の見通し（令和22年・令和32年）／11　将来に向けたサービス提供体制の確保に関する施策</w:t>
             </w:r>
           </w:p>
         </w:tc>
@@ -2053,7 +2059,7 @@
           <w:i w:val="0"/>
           <w:sz w:val="17"/>
         </w:rPr>
-        <w:t>資料：小野町高齢者保健福祉計画_第10期介護保険事業計画_素案_第9版_20261005.docx。</w:t>
+        <w:t>資料：小野町高齢者保健福祉計画_第10期介護保険事業計画_素案_第10版_20261014.docx。</w:t>
       </w:r>
       <w:r>
         <w:rPr>
@@ -2582,6 +2588,7 @@
           </w:tcPr>
           <w:p>
             <w:pPr>
+              <w:keepNext/>
               <w:spacing w:before="20" w:after="20"/>
             </w:pPr>
             <w:r>
@@ -2602,6 +2609,7 @@
           </w:tcPr>
           <w:p>
             <w:pPr>
+              <w:keepNext/>
               <w:spacing w:before="20" w:after="20"/>
             </w:pPr>
             <w:r>
@@ -2622,6 +2630,7 @@
           </w:tcPr>
           <w:p>
             <w:pPr>
+              <w:keepNext/>
               <w:spacing w:before="20" w:after="20"/>
             </w:pPr>
             <w:r>
@@ -2642,6 +2651,7 @@
           </w:tcPr>
           <w:p>
             <w:pPr>
+              <w:keepNext/>
               <w:spacing w:before="20" w:after="20"/>
             </w:pPr>
             <w:r>
@@ -3137,6 +3147,7 @@
           </w:tcPr>
           <w:p>
             <w:pPr>
+              <w:keepNext/>
               <w:spacing w:before="20" w:after="20"/>
             </w:pPr>
             <w:r>
@@ -3157,6 +3168,7 @@
           </w:tcPr>
           <w:p>
             <w:pPr>
+              <w:keepNext/>
               <w:spacing w:before="20" w:after="20"/>
             </w:pPr>
             <w:r>
@@ -3177,6 +3189,7 @@
           </w:tcPr>
           <w:p>
             <w:pPr>
+              <w:keepNext/>
               <w:spacing w:before="20" w:after="20"/>
             </w:pPr>
             <w:r>
@@ -3524,6 +3537,7 @@
           </w:tcPr>
           <w:p>
             <w:pPr>
+              <w:keepNext/>
               <w:spacing w:before="20" w:after="20"/>
             </w:pPr>
             <w:r>
@@ -3544,6 +3558,7 @@
           </w:tcPr>
           <w:p>
             <w:pPr>
+              <w:keepNext/>
               <w:spacing w:before="20" w:after="20"/>
               <w:jc w:val="right"/>
             </w:pPr>
@@ -3565,6 +3580,7 @@
           </w:tcPr>
           <w:p>
             <w:pPr>
+              <w:keepNext/>
               <w:spacing w:before="20" w:after="20"/>
               <w:jc w:val="right"/>
             </w:pPr>
@@ -3586,6 +3602,7 @@
           </w:tcPr>
           <w:p>
             <w:pPr>
+              <w:keepNext/>
               <w:spacing w:before="20" w:after="20"/>
               <w:jc w:val="right"/>
             </w:pPr>
@@ -4105,6 +4122,7 @@
           </w:tcPr>
           <w:p>
             <w:pPr>
+              <w:keepNext/>
               <w:spacing w:before="20" w:after="20"/>
             </w:pPr>
             <w:r>
@@ -4125,6 +4143,7 @@
           </w:tcPr>
           <w:p>
             <w:pPr>
+              <w:keepNext/>
               <w:spacing w:before="20" w:after="20"/>
               <w:jc w:val="right"/>
             </w:pPr>
@@ -4146,6 +4165,7 @@
           </w:tcPr>
           <w:p>
             <w:pPr>
+              <w:keepNext/>
               <w:spacing w:before="20" w:after="20"/>
               <w:jc w:val="right"/>
             </w:pPr>
@@ -4167,6 +4187,7 @@
           </w:tcPr>
           <w:p>
             <w:pPr>
+              <w:keepNext/>
               <w:spacing w:before="20" w:after="20"/>
               <w:jc w:val="right"/>
             </w:pPr>
@@ -4188,6 +4209,7 @@
           </w:tcPr>
           <w:p>
             <w:pPr>
+              <w:keepNext/>
               <w:spacing w:before="20" w:after="20"/>
               <w:jc w:val="right"/>
             </w:pPr>
@@ -5253,6 +5275,7 @@
           </w:tcPr>
           <w:p>
             <w:pPr>
+              <w:keepNext/>
               <w:spacing w:before="20" w:after="20"/>
             </w:pPr>
             <w:r>
@@ -5273,6 +5296,7 @@
           </w:tcPr>
           <w:p>
             <w:pPr>
+              <w:keepNext/>
               <w:spacing w:before="20" w:after="20"/>
             </w:pPr>
             <w:r>
@@ -5293,6 +5317,7 @@
           </w:tcPr>
           <w:p>
             <w:pPr>
+              <w:keepNext/>
               <w:spacing w:before="20" w:after="20"/>
             </w:pPr>
             <w:r>
@@ -5313,6 +5338,7 @@
           </w:tcPr>
           <w:p>
             <w:pPr>
+              <w:keepNext/>
               <w:spacing w:before="20" w:after="20"/>
             </w:pPr>
             <w:r>
@@ -5342,6 +5368,7 @@
           </w:tcPr>
           <w:p>
             <w:pPr>
+              <w:keepNext/>
               <w:spacing w:before="20" w:after="20"/>
             </w:pPr>
             <w:r>
@@ -5371,6 +5398,7 @@
           </w:tcPr>
           <w:p>
             <w:pPr>
+              <w:keepNext/>
               <w:spacing w:before="20" w:after="20"/>
             </w:pPr>
             <w:r>
@@ -5980,6 +6008,7 @@
           </w:tcPr>
           <w:p>
             <w:pPr>
+              <w:keepNext/>
               <w:spacing w:before="20" w:after="20"/>
             </w:pPr>
             <w:r>
@@ -6000,6 +6029,7 @@
           </w:tcPr>
           <w:p>
             <w:pPr>
+              <w:keepNext/>
               <w:spacing w:before="20" w:after="20"/>
             </w:pPr>
             <w:r>
@@ -6020,6 +6050,7 @@
           </w:tcPr>
           <w:p>
             <w:pPr>
+              <w:keepNext/>
               <w:spacing w:before="20" w:after="20"/>
             </w:pPr>
             <w:r>
@@ -6040,6 +6071,7 @@
           </w:tcPr>
           <w:p>
             <w:pPr>
+              <w:keepNext/>
               <w:spacing w:before="20" w:after="20"/>
             </w:pPr>
             <w:r>
@@ -6477,6 +6509,7 @@
           </w:tcPr>
           <w:p>
             <w:pPr>
+              <w:keepNext/>
               <w:spacing w:before="20" w:after="20"/>
             </w:pPr>
             <w:r>
@@ -6497,6 +6530,7 @@
           </w:tcPr>
           <w:p>
             <w:pPr>
+              <w:keepNext/>
               <w:spacing w:before="20" w:after="20"/>
             </w:pPr>
             <w:r>
@@ -6517,6 +6551,7 @@
           </w:tcPr>
           <w:p>
             <w:pPr>
+              <w:keepNext/>
               <w:spacing w:before="20" w:after="20"/>
             </w:pPr>
             <w:r>
@@ -6537,6 +6572,7 @@
           </w:tcPr>
           <w:p>
             <w:pPr>
+              <w:keepNext/>
               <w:spacing w:before="20" w:after="20"/>
             </w:pPr>
             <w:r>
@@ -6557,6 +6593,7 @@
           </w:tcPr>
           <w:p>
             <w:pPr>
+              <w:keepNext/>
               <w:spacing w:before="20" w:after="20"/>
             </w:pPr>
             <w:r>
@@ -6918,6 +6955,7 @@
           </w:tcPr>
           <w:p>
             <w:pPr>
+              <w:keepNext/>
               <w:spacing w:before="20" w:after="20"/>
             </w:pPr>
             <w:r>
@@ -6938,6 +6976,7 @@
           </w:tcPr>
           <w:p>
             <w:pPr>
+              <w:keepNext/>
               <w:spacing w:before="20" w:after="20"/>
             </w:pPr>
             <w:r>
@@ -6958,6 +6997,7 @@
           </w:tcPr>
           <w:p>
             <w:pPr>
+              <w:keepNext/>
               <w:spacing w:before="20" w:after="20"/>
             </w:pPr>
             <w:r>
@@ -6978,6 +7018,7 @@
           </w:tcPr>
           <w:p>
             <w:pPr>
+              <w:keepNext/>
               <w:spacing w:before="20" w:after="20"/>
             </w:pPr>
             <w:r>
@@ -7461,6 +7502,7 @@
           </w:tcPr>
           <w:p>
             <w:pPr>
+              <w:keepNext/>
               <w:spacing w:before="20" w:after="20"/>
             </w:pPr>
             <w:r>
@@ -7481,6 +7523,7 @@
           </w:tcPr>
           <w:p>
             <w:pPr>
+              <w:keepNext/>
               <w:spacing w:before="20" w:after="20"/>
             </w:pPr>
             <w:r>
@@ -7501,6 +7544,7 @@
           </w:tcPr>
           <w:p>
             <w:pPr>
+              <w:keepNext/>
               <w:spacing w:before="20" w:after="20"/>
             </w:pPr>
             <w:r>
@@ -7521,6 +7565,7 @@
           </w:tcPr>
           <w:p>
             <w:pPr>
+              <w:keepNext/>
               <w:spacing w:before="20" w:after="20"/>
             </w:pPr>
             <w:r>
@@ -8060,6 +8105,7 @@
           </w:tcPr>
           <w:p>
             <w:pPr>
+              <w:keepNext/>
               <w:spacing w:before="20" w:after="20"/>
             </w:pPr>
             <w:r>
@@ -8080,6 +8126,7 @@
           </w:tcPr>
           <w:p>
             <w:pPr>
+              <w:keepNext/>
               <w:spacing w:before="20" w:after="20"/>
             </w:pPr>
             <w:r>
@@ -8100,6 +8147,7 @@
           </w:tcPr>
           <w:p>
             <w:pPr>
+              <w:keepNext/>
               <w:spacing w:before="20" w:after="20"/>
             </w:pPr>
             <w:r>
@@ -8120,6 +8168,7 @@
           </w:tcPr>
           <w:p>
             <w:pPr>
+              <w:keepNext/>
               <w:spacing w:before="20" w:after="20"/>
             </w:pPr>
             <w:r>
@@ -8140,6 +8189,7 @@
           </w:tcPr>
           <w:p>
             <w:pPr>
+              <w:keepNext/>
               <w:spacing w:before="20" w:after="20"/>
             </w:pPr>
             <w:r>

--- a/小野町_引継ぎ_整理済/08_協議会資料/小野町高齢者福祉サービス推進協議会資料_第2回_骨子案と見込量・保険料_20261006.docx
+++ b/小野町_引継ぎ_整理済/08_協議会資料/小野町高齢者福祉サービス推進協議会資料_第2回_骨子案と見込量・保険料_20261006.docx
@@ -4916,6 +4916,7 @@
           </w:tcPr>
           <w:p>
             <w:pPr>
+              <w:keepNext/>
               <w:spacing w:before="20" w:after="20"/>
             </w:pPr>
             <w:r>
@@ -4936,6 +4937,7 @@
           </w:tcPr>
           <w:p>
             <w:pPr>
+              <w:keepNext/>
               <w:spacing w:before="20" w:after="20"/>
               <w:jc w:val="right"/>
             </w:pPr>
@@ -4957,6 +4959,7 @@
           </w:tcPr>
           <w:p>
             <w:pPr>
+              <w:keepNext/>
               <w:spacing w:before="20" w:after="20"/>
               <w:jc w:val="right"/>
             </w:pPr>
@@ -8816,6 +8819,7 @@
           </w:tcPr>
           <w:p>
             <w:pPr>
+              <w:keepNext/>
               <w:spacing w:before="20" w:after="20"/>
             </w:pPr>
             <w:r>
@@ -8836,6 +8840,7 @@
           </w:tcPr>
           <w:p>
             <w:pPr>
+              <w:keepNext/>
               <w:spacing w:before="20" w:after="20"/>
             </w:pPr>
             <w:r>
@@ -8856,6 +8861,7 @@
           </w:tcPr>
           <w:p>
             <w:pPr>
+              <w:keepNext/>
               <w:spacing w:before="20" w:after="20"/>
             </w:pPr>
             <w:r>

--- a/小野町_引継ぎ_整理済/08_協議会資料/小野町高齢者福祉サービス推進協議会資料_第2回_骨子案と見込量・保険料_20261006.docx
+++ b/小野町_引継ぎ_整理済/08_協議会資料/小野町高齢者福祉サービス推進協議会資料_第2回_骨子案と見込量・保険料_20261006.docx
@@ -2036,7 +2036,7 @@
                 <w:i w:val="0"/>
                 <w:sz w:val="17"/>
               </w:rPr>
-              <w:t>1　要介護認定者数の見込み／2　介護給付等サービスの見込量／3　介護保険サービス事業費の見込み／4　地域支援事業の見込量と事業費／5　第1号被保険者の保険料／6　人材の供給制約からみた見込量の妥当性／7　見える化システムによる算定との突合／8　介護施設等の整備の基本方針と必要利用定員総数／9　低所得者支援／10　中長期の見通し（令和22年・令和32年）／11　将来に向けたサービス提供体制の確保に関する施策</w:t>
+              <w:t>1　要介護認定者数の見込み／2　介護給付等サービスの見込量／3　介護保険サービス事業費の見込み／4　地域支援事業の見込量と事業費／5　第1号被保険者の保険料／6　人材の供給制約からみた見込量の妥当性／7　見える化システムによる算定との突合／8　介護施設等の整備の基本方針と必要利用定員総数／9　老人福祉事業の量の目標／10　低所得者支援／11　中長期の見通し（令和22年・令和32年）／12　将来に向けたサービス提供体制の確保に関する施策</w:t>
             </w:r>
           </w:p>
         </w:tc>
@@ -2059,7 +2059,7 @@
           <w:i w:val="0"/>
           <w:sz w:val="17"/>
         </w:rPr>
-        <w:t>資料：小野町高齢者保健福祉計画_第10期介護保険事業計画_素案_第10版_20261014.docx。</w:t>
+        <w:t>資料：小野町高齢者保健福祉計画_第10期介護保険事業計画_素案_第15版_20261021.docx。</w:t>
       </w:r>
       <w:r>
         <w:rPr>
@@ -6042,7 +6042,7 @@
                 <w:i w:val="0"/>
                 <w:sz w:val="17"/>
               </w:rPr>
-              <w:t>0円／12,000千円／35,000千円</w:t>
+              <w:t>0円／105,000千円／210,000千円</w:t>
             </w:r>
           </w:p>
         </w:tc>
@@ -6063,7 +6063,7 @@
                 <w:i w:val="0"/>
                 <w:sz w:val="17"/>
               </w:rPr>
-              <w:t>35,000千円を取り崩すと月額▲約345円</w:t>
+              <w:t>105,000千円を取り崩すと月額-860円</w:t>
             </w:r>
           </w:p>
         </w:tc>
@@ -6084,7 +6084,7 @@
                 <w:i w:val="0"/>
                 <w:sz w:val="17"/>
               </w:rPr>
-              <w:t>残高が【町データ待ち】</w:t>
+              <w:t>残高は令和8年度末見込210,000千円（令和7年度末は【町データ待ち】）</w:t>
             </w:r>
           </w:p>
         </w:tc>
